--- a/chapters/Intro-to-GLMs-handout.docx
+++ b/chapters/Intro-to-GLMs-handout.docx
@@ -1954,7 +1954,7 @@
         <w:pStyle w:val="FirstParagraph"/>
       </w:pPr>
       <w:r>
-        <w:t xml:space="preserve">For all of the quantities above,</w:t>
+        <w:t xml:space="preserve">For all of these prerequisite concepts and quantities,</w:t>
       </w:r>
       <w:r>
         <w:t xml:space="preserve"> </w:t>
